--- a/REVISI_FINAL_5_LAPIS_BERSIH_HAL01-14.docx
+++ b/REVISI_FINAL_5_LAPIS_BERSIH_HAL01-14.docx
@@ -13,20 +13,7 @@
           <w:color w:val="1B5E20"/>
           <w:sz w:val="28"/>
         </w:rPr>
-        <w:t>ANWAR MUJAROBAT SYEIKH BASYIR — REVISI FINAL 5 LAPIS BERSIH — HAL01-14</w:t>
-      </w:r>
-    </w:p>
-    <w:p>
-      <w:pPr>
-        <w:jc w:val="center"/>
-      </w:pPr>
-      <w:r>
-        <w:rPr>
-          <w:i/>
-          <w:color w:val="616161"/>
-          <w:sz w:val="14"/>
-        </w:rPr>
-        <w:t>Update Hal13/14 revisi editor: fa-ajābakum ‘anhu — khuddām — litatsqīfihi — wa’muri — 4 ayat azab (Ali Imran 1-4,151 + A'raf 41 + Anfal 12) — An-Nahl 91 — ishrāf karantina 1 hari — tanpa wafaq — Hal12 RTL 3×3 tetap</w:t>
+        <w:t>ANWAR MUJAROBAT SYEIKH BASYIR — REVISI FINAL 5 LAPIS BERSIH — HAL01-14 — Kurung Hal14 diperbaiki</w:t>
       </w:r>
     </w:p>
     <w:p>
@@ -2640,19 +2627,6 @@
     </w:p>
     <w:p>
       <w:pPr>
-        <w:jc w:val="center"/>
-      </w:pPr>
-      <w:r>
-        <w:rPr>
-          <w:b/>
-          <w:color w:val="C62828"/>
-          <w:sz w:val="14"/>
-        </w:rPr>
-        <w:t>✅ Hal13 revisi: fa-ajābakum ‘anhu (+‘anhu) — khuddām (plural) — litatsqīfihi — wa’muri — ‘ulwiyyan bracket — 7× Taubah 46</w:t>
-      </w:r>
-    </w:p>
-    <w:p>
-      <w:pPr>
         <w:spacing w:before="120"/>
       </w:pPr>
       <w:r>
@@ -2913,7 +2887,7 @@
               <a:graphicData uri="http://schemas.openxmlformats.org/drawingml/2006/picture">
                 <pic:pic>
                   <pic:nvPicPr>
-                    <pic:cNvPr id="0" name="hal13_300dpi.png"/>
+                    <pic:cNvPr id="0" name="hal_13.png"/>
                     <pic:cNvPicPr/>
                   </pic:nvPicPr>
                   <pic:blipFill>
@@ -2960,7 +2934,7 @@
           <w:color w:val="1B5E20"/>
           <w:sz w:val="14"/>
         </w:rPr>
-        <w:t>✅ Hal14 revisi: 4 ayat azab lengkap + ishrāf 1 hari — tanpa wafaq — Nafa‘aniyallāhu khatam</w:t>
+        <w:t>✅ Kurung diperbaiki: [ بِسْمِ ... ] luar hijau + ﴿ ... ﴾ ayat — tidak terbalik — unicode-bidi</w:t>
       </w:r>
     </w:p>
     <w:p>
@@ -2984,7 +2958,7 @@
         <w:rPr>
           <w:sz w:val="20"/>
         </w:rPr>
-        <w:t>بِسْمِ اللهِ الرَّحْمٰنِ الرَّحِيمِ، الْمَلِكِ الْحَقِّ الْمُبِينِ، الَّذِي قَالَ فِي مُحْكَمِ كِتَابِهِ الْكَرِيمِ:</w:t>
+        <w:t>[ بِسْمِ اللهِ الرَّحْمٰنِ الرَّحِيمِ، الْمَلِكِ الْحَقِّ الْمُبِينِ، الَّذِي قَالَ فِي مُحْكَمِ كِتَابِهِ الْكَرِيمِ:</w:t>
       </w:r>
     </w:p>
     <w:p>
@@ -3083,7 +3057,7 @@
         <w:rPr>
           <w:sz w:val="20"/>
         </w:rPr>
-        <w:t>﴿ وَأَوْفُوا بِعَهْدِ اللهِ إِذَا عَاهَدْتُمْ وَلَا تَنْقُضُوا الْأَيْمَانَ بَعْدَ تَوْكِيدِهَا وَقَدْ جَعَلْتُمُ اللهَ عَلَيْكُمْ كَفِيلًا ﴾</w:t>
+        <w:t>﴿ وَأَوْفُوا بِعَهْدِ اللهِ إِذَا عَاهَدْتُمْ وَلَا تَنْقُضُوا الْأَيْمَانَ بَعْدَ تَوْكِيدِهَا وَقَدْ جَعَلْتُمُ اللهَ عَلَيْكُمْ كَفِيلًا ﴾ ]</w:t>
       </w:r>
     </w:p>
     <w:p>
@@ -3326,7 +3300,7 @@
         <w:rPr>
           <w:sz w:val="20"/>
         </w:rPr>
-        <w:t>﴿ وَأَوْفُوا بِعَهْدِ اللهِ إِذَا عَاهَدْتُمْ وَلَا تَنْقُضُوا الْأَيْمَانَ بَعْدَ تَوْكِيدِهَا وَقَدْ جَعَلْتُمُ اللهَ عَلَيْكُمْ كَفِيلًا ﴾ (QS an-Naḥl: 91)</w:t>
+        <w:t>﴿ وَأَوْفُوا بِعَهْدِ اللهِ إِذَا عَاهَدْتُمْ وَلَا تَنْقُضُوا الْأَيْمَانَ بَعْدَ تَوْكِيدِهَا وَقَدْ جَعَلْتُمُ اللهَ عَلَيْكُمْ كَفِيلًا ﴾ ] (QS an-Naḥl: 91)</w:t>
       </w:r>
     </w:p>
     <w:p>
@@ -3385,6 +3359,45 @@
           <w:sz w:val="17"/>
         </w:rPr>
         <w:t>Halaman ini adalah *eksekusi* Zajr: dibaca **setelah** muqaddimah Hal13 dan setelah penolakan khādim untuk bersumpah. Cara baca: menghadap kiblat, dalam keadaan suci, suara tegas (jahr) tetapi tidak berteriak memekik — “*zajara zajran*” (gertakan mantap). Empat ayat dibaca berurutan dengan tartīl, lalu seruan *inzilū...* hingga *ḥattā tuthī‘ū amrī* — satu nafas jika mampu, atau pecah dua. Jangan menambah/mengurangi ayat — keempatnya adalah *rukun Zajr*. Setelah selesai, jangan lanjutkan istinzāl hari itu — *ishrāf* (pulangkan) khādim dengan salam. Keesokan harinya, istinzāl dapat dipakai untuk hajat halal — khādim kini *mu‘āhad* (terikat janji) dan akan *shādiqan bi’idznillāhi*. Larangan: jangan gunakan untuk menanyakan aib orang, judi, atau sihir pemisah — sumpah akan batal dan khādim kembali suflī. Kelebihan khusus: metode ini adalah *filter permanen* — sekali diikat, semua istinzāl berikutnya tersaring otomatis dari dusta, berbeda dengan ruqyah biasa yang bersifat temporer.</w:t>
+      </w:r>
+    </w:p>
+    <w:p>
+      <w:pPr>
+        <w:jc w:val="center"/>
+      </w:pPr>
+      <w:r>
+        <w:drawing>
+          <wp:inline xmlns:a="http://schemas.openxmlformats.org/drawingml/2006/main" xmlns:pic="http://schemas.openxmlformats.org/drawingml/2006/picture">
+            <wp:extent cx="4572000" cy="3532909"/>
+            <wp:docPr id="6" name="Picture 6"/>
+            <wp:cNvGraphicFramePr>
+              <a:graphicFrameLocks noChangeAspect="1"/>
+            </wp:cNvGraphicFramePr>
+            <a:graphic>
+              <a:graphicData uri="http://schemas.openxmlformats.org/drawingml/2006/picture">
+                <pic:pic>
+                  <pic:nvPicPr>
+                    <pic:cNvPr id="0" name="hal_14.png"/>
+                    <pic:cNvPicPr/>
+                  </pic:nvPicPr>
+                  <pic:blipFill>
+                    <a:blip r:embed="rId14"/>
+                    <a:stretch>
+                      <a:fillRect/>
+                    </a:stretch>
+                  </pic:blipFill>
+                  <pic:spPr>
+                    <a:xfrm>
+                      <a:off x="0" y="0"/>
+                      <a:ext cx="4572000" cy="3532909"/>
+                    </a:xfrm>
+                    <a:prstGeom prst="rect"/>
+                  </pic:spPr>
+                </pic:pic>
+              </a:graphicData>
+            </a:graphic>
+          </wp:inline>
+        </w:drawing>
       </w:r>
     </w:p>
     <w:sectPr>
